--- a/02_daten/01_text/04_review_notizen.docx
+++ b/02_daten/01_text/04_review_notizen.docx
@@ -7,7 +7,7 @@
         <w:pStyle w:val="Heading1"/>
       </w:pPr>
       <w:r>
-        <w:t>Review-Notizen aus der Vorbesprechung</w:t>
+        <w:t>Notizen aus der Vorbesprechung zum nächsten Steuerkreis</w:t>
       </w:r>
     </w:p>
     <w:p>
@@ -20,7 +20,7 @@
     </w:p>
     <w:p>
       <w:r>
-        <w:t>Anwesend waren Lea Hoffmann, Murat Yilmaz und Sophie Keller. Jonas Weber hatte im Nachgang schriftliche QA-Hinweise geschickt.</w:t>
+        <w:t>Anwesend waren Mara Vogt, Jonas Reiter und Dr. Thomas Brandt.</w:t>
       </w:r>
     </w:p>
     <w:p>
@@ -33,17 +33,22 @@
     </w:p>
     <w:p>
       <w:r>
-        <w:t>Die Demo soll in deutscher Sprache erfolgen, damit sie direkt in den Kurskontext passt.</w:t>
+        <w:t>Sprache des Briefings: Deutsch, mit Quellenangabe (Dokumentname und Datum).</w:t>
       </w:r>
     </w:p>
     <w:p>
       <w:r>
-        <w:t>Das Meeting-Briefing soll als Vorbereitung gezeigt werden; die Nachbereitung bleibt vorerst eine moegliche Erweiterung.</w:t>
+        <w:t>Das Briefing dient der Vorbereitung des Steuerkreises; die Nachbereitung folgt nach dem Termin.</w:t>
       </w:r>
     </w:p>
     <w:p>
       <w:r>
-        <w:t>Die Unterlagen sollen realistisch genug sein, dass offene Fragen, Risiken und Action Items nicht konstruiert wirken.</w:t>
+        <w:t>Darstellung: Der Punkt Rechte- und Rollensteuerung gilt als diskutiert, aber nicht beschlossen.</w:t>
+      </w:r>
+    </w:p>
+    <w:p>
+      <w:r>
+        <w:t>Bei Entscheidungen zur Vektordatenbank gilt D2 als aktiv und D1 als überholt.</w:t>
       </w:r>
     </w:p>
     <w:p>
@@ -51,27 +56,22 @@
         <w:pStyle w:val="Heading2"/>
       </w:pPr>
       <w:r>
-        <w:t>Vorlaeufige Entscheidungen</w:t>
+        <w:t>Offene Fragen</w:t>
       </w:r>
     </w:p>
     <w:p>
       <w:r>
-        <w:t>Entscheidung: Die Demo konzentriert sich auf das Skill-Muster und nicht auf eine allgemeine DeepAgents-Einfuehrung.</w:t>
+        <w:t>Welche technische Option für die Zugriffssteuerung ist für den Prototyp realistisch?</w:t>
       </w:r>
     </w:p>
     <w:p>
       <w:r>
-        <w:t>Entscheidung: Das Briefing wird in deutscher Sprache erzeugt.</w:t>
+        <w:t>Welche Mindestanforderungen stellt der Datenschutz an den Dokumentzugriff im späteren Betrieb?</w:t>
       </w:r>
     </w:p>
     <w:p>
       <w:r>
-        <w:t>Entscheidung: Die finale Demo soll mehrere Dokumentquellen nutzen, damit das Einlesen echter Unterlagen sichtbar wird.</w:t>
-      </w:r>
-    </w:p>
-    <w:p>
-      <w:r>
-        <w:t>Entscheidung: Der erste Durchlauf bleibt auf 30 Minuten Meeting-Dauer ausgerichtet.</w:t>
+        <w:t>Offen ist die Rolle des Vertriebs bei den nächsten Tests.</w:t>
       </w:r>
     </w:p>
     <w:p>
@@ -79,22 +79,22 @@
         <w:pStyle w:val="Heading2"/>
       </w:pPr>
       <w:r>
-        <w:t>Diskutierte Risiken</w:t>
+        <w:t>Vereinbarte nächste Schritte</w:t>
       </w:r>
     </w:p>
     <w:p>
       <w:r>
-        <w:t>Wenn die Dokumente untereinander zu stark voneinander abweichen, koennte das Briefing unnoetig widerspruechlich werden.</w:t>
+        <w:t>Jonas Reiter skizziert zwei technische Optionen bis zum nächsten Steuerkreis.</w:t>
       </w:r>
     </w:p>
     <w:p>
       <w:r>
-        <w:t>Wenn die Unterlagen zu wenig konkrete Verben und Verantwortlichkeiten enthalten, liefert extract_actions nur schwache Ergebnisse.</w:t>
+        <w:t>Dr. Thomas Brandt formuliert Mindestanforderungen für datenschutzkonforme Dokumentzugriffe.</w:t>
       </w:r>
     </w:p>
     <w:p>
       <w:r>
-        <w:t>Wenn die Moderationsrolle nicht eindeutig ist, entsteht im Briefing ein offener Punkt, der im Meeting adressiert werden muss.</w:t>
+        <w:t>Mara Vogt nimmt den Punkt in den Follow-up-Tracker auf.</w:t>
       </w:r>
     </w:p>
     <w:p>
@@ -102,68 +102,17 @@
         <w:pStyle w:val="Heading2"/>
       </w:pPr>
       <w:r>
-        <w:t>Offene Punkte</w:t>
+        <w:t>Hinweise zur Qualität</w:t>
       </w:r>
     </w:p>
     <w:p>
       <w:r>
-        <w:t>Bitte im Meeting klaeren, welche Agenda-Punkte zwingend prioritaer sind und welche in den Backlog verschoben werden koennen.</w:t>
+        <w:t>Fehlende Angaben wie Datum, Uhrzeit und Ort sind im Briefing als [offen] zu kennzeichnen.</w:t>
       </w:r>
     </w:p>
     <w:p>
       <w:r>
-        <w:t>Offen bleibt, ob fuer spaetere Versionen Human-in-the-Loop vor dem Versand des Briefings aktiviert werden soll.</w:t>
-      </w:r>
-    </w:p>
-    <w:p>
-      <w:r>
-        <w:t>Offen bleibt ausserdem, ob ein Judge-Schritt fuer die Pruefung der Skill-Hard-Rules sinnvoll ist.</w:t>
-      </w:r>
-    </w:p>
-    <w:p>
-      <w:pPr>
-        <w:pStyle w:val="Heading2"/>
-      </w:pPr>
-      <w:r>
-        <w:t>Naechste Schritte aus der Vorbesprechung</w:t>
-      </w:r>
-    </w:p>
-    <w:p>
-      <w:r>
-        <w:t>Murat Yilmaz liefert eine kurze Laufzeit-Einschaetzung fuer den Demo-Run bis 2026-03-26.</w:t>
-      </w:r>
-    </w:p>
-    <w:p>
-      <w:r>
-        <w:t>Lea Hoffmann stimmt die Erfolgskriterien fuer das Review mit Sophie Keller bis 2026-03-25 ab.</w:t>
-      </w:r>
-    </w:p>
-    <w:p>
-      <w:r>
-        <w:t>Sophie Keller sammelt Rueckfragen aus der Trainingsperspektive und sendet sie bis 2026-03-26 an das Team.</w:t>
-      </w:r>
-    </w:p>
-    <w:p>
-      <w:r>
-        <w:t>Jonas Weber ergaenzt QA-Hinweise fuer no_context und conflict bis naechste Woche.</w:t>
-      </w:r>
-    </w:p>
-    <w:p>
-      <w:pPr>
-        <w:pStyle w:val="Heading2"/>
-      </w:pPr>
-      <w:r>
-        <w:t>Beobachtung zur Meeting-Dynamik</w:t>
-      </w:r>
-    </w:p>
-    <w:p>
-      <w:r>
-        <w:t>Die Beteiligten waren sich inhaltlich weitgehend einig, aber die Gewichtung der Risiken war unterschiedlich: Engineering priorisiert Laufzeit, Training priorisiert Erklaerbarkeit und QA priorisiert Testabdeckung.</w:t>
-      </w:r>
-    </w:p>
-    <w:p>
-      <w:r>
-        <w:t>Gerade diese unterschiedlichen Blickwinkel sollen im eigentlichen Review sichtbar werden, damit das Briefing einen echten Mehrwert fuer die Moderation liefert.</w:t>
+        <w:t>Zu den Risiken R1, R3 und R4 darf kein aktueller Status behauptet werden, solange keine neuere Quelle vorliegt.</w:t>
       </w:r>
     </w:p>
     <w:sectPr>
